--- a/docs/presentacion-faro/03-documento-corto.docx
+++ b/docs/presentacion-faro/03-documento-corto.docx
@@ -191,6 +191,284 @@
         <w:pStyle w:val="Heading1"/>
       </w:pPr>
       <w:r>
+        <w:t>PMO360 y FARO: un solo hilo</w:t>
+      </w:r>
+    </w:p>
+    <w:tbl>
+      <w:tblPr>
+        <w:tblW w:type="auto" w:w="0"/>
+        <w:jc w:val="center"/>
+        <w:tblLayout w:type="fixed"/>
+        <w:tblLook w:firstColumn="1" w:firstRow="1" w:lastColumn="0" w:lastRow="0" w:noHBand="0" w:noVBand="1" w:val="04A0"/>
+        <w:tblLayout w:type="fixed"/>
+      </w:tblPr>
+      <w:tblGrid>
+        <w:gridCol w:w="1474"/>
+        <w:gridCol w:w="3175"/>
+        <w:gridCol w:w="4989"/>
+      </w:tblGrid>
+      <w:tr>
+        <w:tc>
+          <w:tcPr>
+            <w:tcW w:type="dxa" w:w="1474"/>
+            <w:shd w:val="clear" w:color="auto" w:fill="4C700B"/>
+          </w:tcPr>
+          <w:p>
+            <w:pPr>
+              <w:spacing w:after="20"/>
+            </w:pPr>
+            <w:r>
+              <w:rPr>
+                <w:b/>
+                <w:color w:val="FFFFFF"/>
+                <w:sz w:val="19"/>
+              </w:rPr>
+            </w:r>
+          </w:p>
+        </w:tc>
+        <w:tc>
+          <w:tcPr>
+            <w:tcW w:type="dxa" w:w="3175"/>
+            <w:shd w:val="clear" w:color="auto" w:fill="4C700B"/>
+          </w:tcPr>
+          <w:p>
+            <w:pPr>
+              <w:spacing w:after="20"/>
+            </w:pPr>
+            <w:r>
+              <w:rPr>
+                <w:b/>
+                <w:color w:val="FFFFFF"/>
+                <w:sz w:val="19"/>
+              </w:rPr>
+              <w:t>Qué es</w:t>
+            </w:r>
+          </w:p>
+        </w:tc>
+        <w:tc>
+          <w:tcPr>
+            <w:tcW w:type="dxa" w:w="4989"/>
+            <w:shd w:val="clear" w:color="auto" w:fill="4C700B"/>
+          </w:tcPr>
+          <w:p>
+            <w:pPr>
+              <w:spacing w:after="20"/>
+            </w:pPr>
+            <w:r>
+              <w:rPr>
+                <w:b/>
+                <w:color w:val="FFFFFF"/>
+                <w:sz w:val="19"/>
+              </w:rPr>
+              <w:t>Qué significa</w:t>
+            </w:r>
+          </w:p>
+        </w:tc>
+      </w:tr>
+      <w:tr>
+        <w:tc>
+          <w:tcPr>
+            <w:tcW w:type="dxa" w:w="1474"/>
+            <w:tcBorders>
+              <w:top w:val="nil"/>
+              <w:left w:val="nil"/>
+              <w:bottom w:val="single" w:sz="4" w:color="DCDCD8"/>
+              <w:right w:val="nil"/>
+            </w:tcBorders>
+          </w:tcPr>
+          <w:p>
+            <w:pPr>
+              <w:spacing w:after="20"/>
+            </w:pPr>
+            <w:r>
+              <w:rPr>
+                <w:b/>
+                <w:i w:val="0"/>
+                <w:sz w:val="19"/>
+              </w:rPr>
+              <w:t>PMO360</w:t>
+            </w:r>
+          </w:p>
+        </w:tc>
+        <w:tc>
+          <w:tcPr>
+            <w:tcW w:type="dxa" w:w="3175"/>
+            <w:tcBorders>
+              <w:top w:val="nil"/>
+              <w:left w:val="nil"/>
+              <w:bottom w:val="single" w:sz="4" w:color="DCDCD8"/>
+              <w:right w:val="nil"/>
+            </w:tcBorders>
+          </w:tcPr>
+          <w:p>
+            <w:pPr>
+              <w:spacing w:after="20"/>
+            </w:pPr>
+            <w:r>
+              <w:rPr>
+                <w:b w:val="0"/>
+                <w:i w:val="0"/>
+                <w:sz w:val="19"/>
+              </w:rPr>
+              <w:t>El nombre de la plataforma («Control integral de Proyectos»)</w:t>
+            </w:r>
+          </w:p>
+        </w:tc>
+        <w:tc>
+          <w:tcPr>
+            <w:tcW w:type="dxa" w:w="4989"/>
+            <w:tcBorders>
+              <w:top w:val="nil"/>
+              <w:left w:val="nil"/>
+              <w:bottom w:val="single" w:sz="4" w:color="DCDCD8"/>
+              <w:right w:val="nil"/>
+            </w:tcBorders>
+          </w:tcPr>
+          <w:p>
+            <w:pPr>
+              <w:spacing w:after="20"/>
+            </w:pPr>
+            <w:r>
+              <w:rPr>
+                <w:b w:val="0"/>
+                <w:i w:val="0"/>
+                <w:sz w:val="19"/>
+              </w:rPr>
+              <w:t xml:space="preserve">El </w:t>
+            </w:r>
+            <w:r>
+              <w:rPr>
+                <w:b/>
+                <w:i w:val="0"/>
+                <w:sz w:val="19"/>
+              </w:rPr>
+              <w:t>360</w:t>
+            </w:r>
+            <w:r>
+              <w:rPr>
+                <w:b w:val="0"/>
+                <w:i w:val="0"/>
+                <w:sz w:val="19"/>
+              </w:rPr>
+              <w:t xml:space="preserve"> es la vuelta completa: una luz que gira para que ninguna zona del portafolio quede en la sombra, sin puntos ciegos.</w:t>
+            </w:r>
+          </w:p>
+        </w:tc>
+      </w:tr>
+      <w:tr>
+        <w:tc>
+          <w:tcPr>
+            <w:tcW w:type="dxa" w:w="1474"/>
+            <w:shd w:val="clear" w:color="auto" w:fill="F4F9EA"/>
+            <w:tcBorders>
+              <w:top w:val="nil"/>
+              <w:left w:val="nil"/>
+              <w:bottom w:val="single" w:sz="4" w:color="DCDCD8"/>
+              <w:right w:val="nil"/>
+            </w:tcBorders>
+          </w:tcPr>
+          <w:p>
+            <w:pPr>
+              <w:spacing w:after="20"/>
+            </w:pPr>
+            <w:r>
+              <w:rPr>
+                <w:b/>
+                <w:i w:val="0"/>
+                <w:sz w:val="19"/>
+              </w:rPr>
+              <w:t>FARO</w:t>
+            </w:r>
+          </w:p>
+        </w:tc>
+        <w:tc>
+          <w:tcPr>
+            <w:tcW w:type="dxa" w:w="3175"/>
+            <w:shd w:val="clear" w:color="auto" w:fill="F4F9EA"/>
+            <w:tcBorders>
+              <w:top w:val="nil"/>
+              <w:left w:val="nil"/>
+              <w:bottom w:val="single" w:sz="4" w:color="DCDCD8"/>
+              <w:right w:val="nil"/>
+            </w:tcBorders>
+          </w:tcPr>
+          <w:p>
+            <w:pPr>
+              <w:spacing w:after="20"/>
+            </w:pPr>
+            <w:r>
+              <w:rPr>
+                <w:b w:val="0"/>
+                <w:i w:val="0"/>
+                <w:sz w:val="19"/>
+              </w:rPr>
+              <w:t>El marco para explicarla y adoptarla</w:t>
+            </w:r>
+          </w:p>
+        </w:tc>
+        <w:tc>
+          <w:tcPr>
+            <w:tcW w:type="dxa" w:w="4989"/>
+            <w:shd w:val="clear" w:color="auto" w:fill="F4F9EA"/>
+            <w:tcBorders>
+              <w:top w:val="nil"/>
+              <w:left w:val="nil"/>
+              <w:bottom w:val="single" w:sz="4" w:color="DCDCD8"/>
+              <w:right w:val="nil"/>
+            </w:tcBorders>
+          </w:tcPr>
+          <w:p>
+            <w:pPr>
+              <w:spacing w:after="20"/>
+            </w:pPr>
+            <w:r>
+              <w:rPr>
+                <w:b w:val="0"/>
+                <w:i w:val="0"/>
+                <w:sz w:val="19"/>
+              </w:rPr>
+              <w:t xml:space="preserve">Cuatro pasos (F-A-R-O), </w:t>
+            </w:r>
+            <w:r>
+              <w:rPr>
+                <w:b/>
+                <w:i w:val="0"/>
+                <w:sz w:val="19"/>
+              </w:rPr>
+              <w:t>cada uno un cuarto de vuelta</w:t>
+            </w:r>
+            <w:r>
+              <w:rPr>
+                <w:b w:val="0"/>
+                <w:i w:val="0"/>
+                <w:sz w:val="19"/>
+              </w:rPr>
+              <w:t>: 4 × 90° = 360°. «Un faro no evita la tormenta: evita que naveguemos a ciegas».</w:t>
+            </w:r>
+          </w:p>
+        </w:tc>
+      </w:tr>
+    </w:tbl>
+    <w:p>
+      <w:pPr>
+        <w:spacing w:after="40"/>
+      </w:pPr>
+    </w:p>
+    <w:p>
+      <w:r>
+        <w:rPr>
+          <w:b/>
+          <w:i w:val="0"/>
+          <w:color w:val="386631"/>
+        </w:rPr>
+        <w:t>PMO360 es la luz; FARO es cómo la mantenemos encendida.</w:t>
+      </w:r>
+    </w:p>
+    <w:p>
+      <w:pPr>
+        <w:pStyle w:val="Heading1"/>
+      </w:pPr>
+      <w:r>
         <w:t>La pregunta de fondo</w:t>
       </w:r>
     </w:p>
@@ -370,7 +648,7 @@
                 <w:sz w:val="18"/>
               </w:rPr>
               <w:br/>
-              <w:t>Ver con claridad</w:t>
+              <w:t>Ver con claridad · ¼ de vuelta</w:t>
             </w:r>
           </w:p>
         </w:tc>
@@ -479,7 +757,7 @@
                 <w:sz w:val="18"/>
               </w:rPr>
               <w:br/>
-              <w:t>Avisar antes de la roca</w:t>
+              <w:t>Avisar antes de la roca · ½ vuelta</w:t>
             </w:r>
           </w:p>
         </w:tc>
@@ -588,7 +866,7 @@
                 <w:sz w:val="18"/>
               </w:rPr>
               <w:br/>
-              <w:t>Que el dato resista la tormenta</w:t>
+              <w:t>Que el dato resista la tormenta · ¾ de vuelta</w:t>
             </w:r>
           </w:p>
         </w:tc>
@@ -697,7 +975,7 @@
                 <w:sz w:val="18"/>
               </w:rPr>
               <w:br/>
-              <w:t>Mantener la luz encendida</w:t>
+              <w:t>Mantener la luz encendida · vuelta completa (360°)</w:t>
             </w:r>
           </w:p>
         </w:tc>
